--- a/Other_Docs/Project_Development_document.docx
+++ b/Other_Docs/Project_Development_document.docx
@@ -7,24 +7,226 @@
         <w:pStyle w:val="Heading1"/>
         <w:jc w:val="center"/>
         <w:rPr>
+          <w:rFonts w:ascii="Lucida Fax" w:hAnsi="Lucida Fax"/>
+          <w:color w:val="auto"/>
+          <w:sz w:val="44"/>
+          <w:szCs w:val="44"/>
+        </w:rPr>
+      </w:pPr>
+      <w:r>
+        <w:rPr>
+          <w:rFonts w:ascii="Lucida Fax" w:hAnsi="Lucida Fax"/>
+          <w:color w:val="auto"/>
+          <w:sz w:val="44"/>
+          <w:szCs w:val="44"/>
+        </w:rPr>
+        <w:t>Mini</w:t>
+      </w:r>
+      <w:r>
+        <w:rPr>
+          <w:rFonts w:ascii="Lucida Fax" w:hAnsi="Lucida Fax"/>
+          <w:color w:val="auto"/>
+          <w:spacing w:val="-15"/>
+          <w:sz w:val="44"/>
+          <w:szCs w:val="44"/>
+        </w:rPr>
+        <w:t xml:space="preserve"> </w:t>
+      </w:r>
+      <w:r>
+        <w:rPr>
+          <w:rFonts w:ascii="Lucida Fax" w:hAnsi="Lucida Fax"/>
+          <w:color w:val="auto"/>
+          <w:sz w:val="44"/>
+          <w:szCs w:val="44"/>
+        </w:rPr>
+        <w:t>Project</w:t>
+      </w:r>
+      <w:r>
+        <w:rPr>
+          <w:rFonts w:ascii="Lucida Fax" w:hAnsi="Lucida Fax"/>
+          <w:color w:val="auto"/>
+          <w:spacing w:val="-1"/>
+          <w:sz w:val="44"/>
+          <w:szCs w:val="44"/>
+        </w:rPr>
+        <w:t xml:space="preserve"> </w:t>
+      </w:r>
+      <w:r>
+        <w:rPr>
+          <w:rFonts w:ascii="Lucida Fax" w:hAnsi="Lucida Fax"/>
+          <w:color w:val="auto"/>
+          <w:spacing w:val="-2"/>
+          <w:sz w:val="44"/>
+          <w:szCs w:val="44"/>
+        </w:rPr>
+        <w:t>Report</w:t>
+      </w:r>
+    </w:p>
+    <w:p>
+      <w:pPr>
+        <w:spacing w:before="305" w:line="276" w:lineRule="auto"/>
+        <w:ind w:left="3349" w:right="2477" w:hanging="500"/>
+        <w:jc w:val="center"/>
+        <w:rPr>
+          <w:rFonts w:ascii="Cambria"/>
+        </w:rPr>
+      </w:pPr>
+      <w:r>
+        <w:rPr>
+          <w:rFonts w:ascii="Cambria"/>
+          <w:noProof/>
+        </w:rPr>
+        <w:drawing>
+          <wp:inline distT="0" distB="0" distL="0" distR="0" wp14:anchorId="0275E875" wp14:editId="00638DA6">
+            <wp:extent cx="1600200" cy="1306444"/>
+            <wp:effectExtent l="0" t="0" r="0" b="8255"/>
+            <wp:docPr id="336410682" name="Picture 1"/>
+            <wp:cNvGraphicFramePr>
+              <a:graphicFrameLocks xmlns:a="http://schemas.openxmlformats.org/drawingml/2006/main" noChangeAspect="1"/>
+            </wp:cNvGraphicFramePr>
+            <a:graphic xmlns:a="http://schemas.openxmlformats.org/drawingml/2006/main">
+              <a:graphicData uri="http://schemas.openxmlformats.org/drawingml/2006/picture">
+                <pic:pic xmlns:pic="http://schemas.openxmlformats.org/drawingml/2006/picture">
+                  <pic:nvPicPr>
+                    <pic:cNvPr id="336410682" name=""/>
+                    <pic:cNvPicPr/>
+                  </pic:nvPicPr>
+                  <pic:blipFill>
+                    <a:blip r:embed="rId5"/>
+                    <a:stretch>
+                      <a:fillRect/>
+                    </a:stretch>
+                  </pic:blipFill>
+                  <pic:spPr>
+                    <a:xfrm>
+                      <a:off x="0" y="0"/>
+                      <a:ext cx="1602893" cy="1308642"/>
+                    </a:xfrm>
+                    <a:prstGeom prst="rect">
+                      <a:avLst/>
+                    </a:prstGeom>
+                  </pic:spPr>
+                </pic:pic>
+              </a:graphicData>
+            </a:graphic>
+          </wp:inline>
+        </w:drawing>
+      </w:r>
+    </w:p>
+    <w:p>
+      <w:pPr>
+        <w:spacing w:before="305" w:line="276" w:lineRule="auto"/>
+        <w:ind w:left="2268" w:right="1655" w:hanging="141"/>
+        <w:jc w:val="center"/>
+        <w:rPr>
+          <w:rFonts w:ascii="Cambria"/>
+        </w:rPr>
+      </w:pPr>
+      <w:r>
+        <w:rPr>
+          <w:rFonts w:ascii="Cambria"/>
+        </w:rPr>
+        <w:t>Discipline</w:t>
+      </w:r>
+      <w:r>
+        <w:rPr>
+          <w:rFonts w:ascii="Cambria"/>
+          <w:spacing w:val="-15"/>
+        </w:rPr>
+        <w:t xml:space="preserve"> </w:t>
+      </w:r>
+      <w:r>
+        <w:rPr>
+          <w:rFonts w:ascii="Cambria"/>
+        </w:rPr>
+        <w:t>of</w:t>
+      </w:r>
+      <w:r>
+        <w:rPr>
+          <w:rFonts w:ascii="Cambria"/>
+          <w:spacing w:val="-13"/>
+        </w:rPr>
+        <w:t xml:space="preserve"> </w:t>
+      </w:r>
+      <w:r>
+        <w:rPr>
+          <w:rFonts w:ascii="Cambria"/>
+        </w:rPr>
+        <w:t>Computer</w:t>
+      </w:r>
+      <w:r>
+        <w:rPr>
+          <w:rFonts w:ascii="Cambria"/>
+          <w:spacing w:val="-16"/>
+        </w:rPr>
+        <w:t xml:space="preserve"> </w:t>
+      </w:r>
+      <w:r>
+        <w:rPr>
+          <w:rFonts w:ascii="Cambria"/>
+        </w:rPr>
+        <w:t>Science</w:t>
+      </w:r>
+      <w:r>
+        <w:rPr>
+          <w:rFonts w:ascii="Cambria"/>
+          <w:spacing w:val="-13"/>
+        </w:rPr>
+        <w:t xml:space="preserve"> </w:t>
+      </w:r>
+      <w:r>
+        <w:rPr>
+          <w:rFonts w:ascii="Cambria"/>
+        </w:rPr>
+        <w:t>and</w:t>
+      </w:r>
+      <w:r>
+        <w:rPr>
+          <w:rFonts w:ascii="Cambria"/>
+          <w:spacing w:val="-14"/>
+        </w:rPr>
+        <w:t xml:space="preserve"> </w:t>
+      </w:r>
+      <w:r>
+        <w:rPr>
+          <w:rFonts w:ascii="Cambria"/>
+        </w:rPr>
+        <w:t>Technology Goa Business School, Goa University</w:t>
+      </w:r>
+    </w:p>
+    <w:p>
+      <w:pPr>
+        <w:pStyle w:val="Heading1"/>
+        <w:jc w:val="center"/>
+        <w:rPr>
           <w:b/>
           <w:bCs/>
           <w:color w:val="auto"/>
         </w:rPr>
       </w:pPr>
-      <w:r>
-        <w:rPr>
+    </w:p>
+    <w:p>
+      <w:pPr>
+        <w:jc w:val="center"/>
+        <w:rPr>
+          <w:rFonts w:asciiTheme="majorHAnsi" w:eastAsiaTheme="majorEastAsia" w:hAnsiTheme="majorHAnsi" w:cstheme="majorBidi"/>
           <w:b/>
           <w:bCs/>
-          <w:color w:val="auto"/>
-        </w:rPr>
-        <w:t xml:space="preserve">Project Development </w:t>
-      </w:r>
+          <w:sz w:val="40"/>
+          <w:szCs w:val="40"/>
+        </w:rPr>
+      </w:pPr>
       <w:r>
         <w:rPr>
           <w:b/>
           <w:bCs/>
-          <w:color w:val="auto"/>
+        </w:rPr>
+        <w:t xml:space="preserve">Project Development </w:t>
+      </w:r>
+      <w:r>
+        <w:rPr>
+          <w:b/>
+          <w:bCs/>
         </w:rPr>
         <w:t>Documentation</w:t>
       </w:r>
@@ -405,7 +607,41 @@
           <w:sz w:val="32"/>
           <w:szCs w:val="32"/>
         </w:rPr>
-        <w:t>Topic of the Mini Project</w:t>
+        <w:br w:type="page"/>
+      </w:r>
+    </w:p>
+    <w:p>
+      <w:pPr>
+        <w:pStyle w:val="Heading1"/>
+        <w:rPr>
+          <w:b/>
+          <w:bCs/>
+          <w:color w:val="auto"/>
+        </w:rPr>
+      </w:pPr>
+      <w:r>
+        <w:rPr>
+          <w:b/>
+          <w:bCs/>
+          <w:color w:val="auto"/>
+        </w:rPr>
+        <w:lastRenderedPageBreak/>
+        <w:t>Blood Bank and Donor Management System</w:t>
+      </w:r>
+    </w:p>
+    <w:p/>
+    <w:p>
+      <w:pPr>
+        <w:pStyle w:val="Heading2"/>
+        <w:rPr>
+          <w:color w:val="auto"/>
+        </w:rPr>
+      </w:pPr>
+      <w:r>
+        <w:rPr>
+          <w:color w:val="auto"/>
+        </w:rPr>
+        <w:t>Objective of the Mini Project</w:t>
       </w:r>
     </w:p>
     <w:p>
@@ -413,31 +649,14 @@
         <w:rPr>
           <w:sz w:val="28"/>
           <w:szCs w:val="28"/>
-          <w:u w:val="single"/>
         </w:rPr>
       </w:pPr>
       <w:r>
         <w:rPr>
           <w:sz w:val="28"/>
           <w:szCs w:val="28"/>
-          <w:u w:val="single"/>
-        </w:rPr>
-        <w:t>Blood Bank and Donor Management System</w:t>
-      </w:r>
-    </w:p>
-    <w:p/>
-    <w:p>
-      <w:pPr>
-        <w:pStyle w:val="Heading2"/>
-        <w:rPr>
-          <w:color w:val="auto"/>
-        </w:rPr>
-      </w:pPr>
-      <w:r>
-        <w:rPr>
-          <w:color w:val="auto"/>
-        </w:rPr>
-        <w:t>Objective of the Mini Project</w:t>
+        </w:rPr>
+        <w:t>The objective of the Blood Bank and Donor Management System is to develop a web-based platform that enables patients, hospitals, and blood banks to quickly find suitable blood donors during emergencies.</w:t>
       </w:r>
     </w:p>
     <w:p>
@@ -452,7 +671,7 @@
           <w:sz w:val="28"/>
           <w:szCs w:val="28"/>
         </w:rPr>
-        <w:t>The objective of the Blood Bank and Donor Management System is to develop a web-based platform that enables patients, hospitals, and blood banks to quickly find suitable blood donors during emergencies.</w:t>
+        <w:t>The system allows individuals to register as blood donors by providing their blood group, contact details, and location. Patients can search for donors based on blood group and location and submit blood requests when required.</w:t>
       </w:r>
     </w:p>
     <w:p>
@@ -467,7 +686,7 @@
           <w:sz w:val="28"/>
           <w:szCs w:val="28"/>
         </w:rPr>
-        <w:t>The system allows individuals to register as blood donors by providing their blood group, contact details, and location. Patients can search for donors based on blood group and location and submit blood requests when required.</w:t>
+        <w:t>The system stores all donor and request information in a centralized database and provides an admin panel for efficient management of donor records and blood requests.</w:t>
       </w:r>
     </w:p>
     <w:p>
@@ -482,7 +701,7 @@
           <w:sz w:val="28"/>
           <w:szCs w:val="28"/>
         </w:rPr>
-        <w:t>The system stores all donor and request information in a centralized database and provides an admin panel for efficient management of donor records and blood requests.</w:t>
+        <w:t>This project aims to improve communication between donors and patients, reduce response time in emergencies, and make the blood donation process more organized and accessible.</w:t>
       </w:r>
     </w:p>
     <w:p>
@@ -492,12 +711,80 @@
           <w:szCs w:val="28"/>
         </w:rPr>
       </w:pPr>
-      <w:r>
-        <w:rPr>
-          <w:sz w:val="28"/>
-          <w:szCs w:val="28"/>
-        </w:rPr>
-        <w:t>This project aims to improve communication between donors and patients, reduce response time in emergencies, and make the blood donation process more organized and accessible.</w:t>
+    </w:p>
+    <w:p>
+      <w:pPr>
+        <w:pStyle w:val="Heading2"/>
+        <w:rPr>
+          <w:color w:val="auto"/>
+        </w:rPr>
+      </w:pPr>
+      <w:r>
+        <w:rPr>
+          <w:color w:val="auto"/>
+        </w:rPr>
+        <w:t xml:space="preserve">Features of the Website </w:t>
+      </w:r>
+    </w:p>
+    <w:p>
+      <w:r>
+        <w:t>Donor Registration</w:t>
+      </w:r>
+    </w:p>
+    <w:p>
+      <w:r>
+        <w:t>Search Donor</w:t>
+      </w:r>
+    </w:p>
+    <w:p>
+      <w:r>
+        <w:t>Blood Request Form</w:t>
+      </w:r>
+    </w:p>
+    <w:p>
+      <w:r>
+        <w:t>Donor List Display</w:t>
+      </w:r>
+    </w:p>
+    <w:p>
+      <w:r>
+        <w:t>Admin Panel</w:t>
+      </w:r>
+    </w:p>
+    <w:p>
+      <w:r>
+        <w:t>Database Storage</w:t>
+      </w:r>
+    </w:p>
+    <w:p>
+      <w:r>
+        <w:t>Responsive Website</w:t>
+      </w:r>
+    </w:p>
+    <w:p>
+      <w:r>
+        <w:t xml:space="preserve">Admin Authentication </w:t>
+      </w:r>
+    </w:p>
+    <w:p>
+      <w:r>
+        <w:t>Request Approval &amp; Status Management</w:t>
+      </w:r>
+    </w:p>
+    <w:p/>
+    <w:p>
+      <w:pPr>
+        <w:pStyle w:val="Heading2"/>
+        <w:rPr>
+          <w:color w:val="auto"/>
+        </w:rPr>
+      </w:pPr>
+      <w:r>
+        <w:rPr>
+          <w:color w:val="auto"/>
+        </w:rPr>
+        <w:lastRenderedPageBreak/>
+        <w:t>Different Web Pages of the Website</w:t>
       </w:r>
     </w:p>
     <w:p>
@@ -505,87 +792,39 @@
         <w:rPr>
           <w:b/>
           <w:bCs/>
-          <w:sz w:val="32"/>
-          <w:szCs w:val="32"/>
         </w:rPr>
       </w:pPr>
       <w:r>
         <w:rPr>
           <w:b/>
           <w:bCs/>
-          <w:sz w:val="32"/>
-          <w:szCs w:val="32"/>
-        </w:rPr>
-        <w:lastRenderedPageBreak/>
-        <w:t xml:space="preserve">Features of the Website </w:t>
-      </w:r>
-    </w:p>
-    <w:p>
-      <w:r>
-        <w:t>Donor Registration</w:t>
-      </w:r>
-    </w:p>
-    <w:p>
-      <w:r>
-        <w:t>Search Donor</w:t>
-      </w:r>
-    </w:p>
-    <w:p>
-      <w:r>
-        <w:t>Blood Request Form</w:t>
-      </w:r>
-    </w:p>
-    <w:p>
-      <w:r>
-        <w:t>Donor List Display</w:t>
-      </w:r>
-    </w:p>
-    <w:p>
-      <w:r>
-        <w:t>Admin Panel</w:t>
-      </w:r>
-    </w:p>
-    <w:p>
-      <w:r>
-        <w:t>Database Storage</w:t>
-      </w:r>
-    </w:p>
-    <w:p>
-      <w:r>
-        <w:t>Responsive Website</w:t>
-      </w:r>
-    </w:p>
-    <w:p>
-      <w:r>
-        <w:t xml:space="preserve">Admin Authentication </w:t>
-      </w:r>
-    </w:p>
-    <w:p>
-      <w:r>
-        <w:t>Request Approval &amp; Status Managemen</w:t>
-      </w:r>
-      <w:r>
-        <w:t>t</w:t>
-      </w:r>
-    </w:p>
-    <w:p/>
+        </w:rPr>
+        <w:t>1. Home Page</w:t>
+      </w:r>
+    </w:p>
+    <w:p>
+      <w:r>
+        <w:t>Displays information about blood donation and provides navigation to different sections of the website.</w:t>
+      </w:r>
+    </w:p>
     <w:p>
       <w:pPr>
         <w:rPr>
           <w:b/>
           <w:bCs/>
-          <w:sz w:val="32"/>
-          <w:szCs w:val="32"/>
         </w:rPr>
       </w:pPr>
       <w:r>
         <w:rPr>
           <w:b/>
           <w:bCs/>
-          <w:sz w:val="32"/>
-          <w:szCs w:val="32"/>
-        </w:rPr>
-        <w:t>Different Web Pages of the Website</w:t>
+        </w:rPr>
+        <w:t>2. About Page</w:t>
+      </w:r>
+    </w:p>
+    <w:p>
+      <w:r>
+        <w:t>Provides information about the importance of blood donation and explains the purpose and working of the system.</w:t>
       </w:r>
     </w:p>
     <w:p>
@@ -600,12 +839,12 @@
           <w:b/>
           <w:bCs/>
         </w:rPr>
-        <w:t>1. Home Page</w:t>
-      </w:r>
-    </w:p>
-    <w:p>
-      <w:r>
-        <w:t>Displays information about blood donation and provides navigation to different sections of the website.</w:t>
+        <w:t>3. Donor Registration Page</w:t>
+      </w:r>
+    </w:p>
+    <w:p>
+      <w:r>
+        <w:t>Allows users to register as blood donors by entering their personal details, blood group, and contact information.</w:t>
       </w:r>
     </w:p>
     <w:p>
@@ -620,12 +859,12 @@
           <w:b/>
           <w:bCs/>
         </w:rPr>
-        <w:t>2. About Page</w:t>
-      </w:r>
-    </w:p>
-    <w:p>
-      <w:r>
-        <w:t>Provides information about the importance of blood donation and explains the purpose and working of the system.</w:t>
+        <w:t>4. Search Donor Page</w:t>
+      </w:r>
+    </w:p>
+    <w:p>
+      <w:r>
+        <w:t>Allows patients to search for available donors based on blood group and location, and view matching donor details</w:t>
       </w:r>
     </w:p>
     <w:p>
@@ -640,12 +879,12 @@
           <w:b/>
           <w:bCs/>
         </w:rPr>
-        <w:t>3. Donor Registration Page</w:t>
-      </w:r>
-    </w:p>
-    <w:p>
-      <w:r>
-        <w:t>Allows users to register as blood donors by entering their personal details, blood group, and contact information.</w:t>
+        <w:t>5. Blood Request Page</w:t>
+      </w:r>
+    </w:p>
+    <w:p>
+      <w:r>
+        <w:t>Allows patients or hospitals to submit blood requests by providing patient details, hospital name, and contact information.</w:t>
       </w:r>
     </w:p>
     <w:p>
@@ -660,12 +899,12 @@
           <w:b/>
           <w:bCs/>
         </w:rPr>
-        <w:t>4. Search Donor Page</w:t>
-      </w:r>
-    </w:p>
-    <w:p>
-      <w:r>
-        <w:t>Allows patients to search for available donors based on blood group and location, and view matching donor details</w:t>
+        <w:t>6. Contact Page</w:t>
+      </w:r>
+    </w:p>
+    <w:p>
+      <w:r>
+        <w:t>Provides contact details such as email, phone number, and address for user support and communication.</w:t>
       </w:r>
     </w:p>
     <w:p>
@@ -680,12 +919,12 @@
           <w:b/>
           <w:bCs/>
         </w:rPr>
-        <w:t>5. Blood Request Page</w:t>
-      </w:r>
-    </w:p>
-    <w:p>
-      <w:r>
-        <w:t>Allows patients or hospitals to submit blood requests by providing patient details, hospital name, and contact information.</w:t>
+        <w:t>7. Admin Login Page</w:t>
+      </w:r>
+    </w:p>
+    <w:p>
+      <w:r>
+        <w:t>Allows the administrator to securely log into the system using authentication credentials</w:t>
       </w:r>
     </w:p>
     <w:p>
@@ -700,116 +939,75 @@
           <w:b/>
           <w:bCs/>
         </w:rPr>
-        <w:t>6. Contact Page</w:t>
-      </w:r>
-    </w:p>
-    <w:p>
-      <w:r>
-        <w:lastRenderedPageBreak/>
-        <w:t>Provides contact details such as email, phone number, and address for user support and communication.</w:t>
-      </w:r>
-    </w:p>
-    <w:p>
-      <w:pPr>
+        <w:t>8. Admin Dashboard</w:t>
+      </w:r>
+    </w:p>
+    <w:p>
+      <w:r>
+        <w:t>Allows the admin to manage donors and blood requests, including viewing records, deleting donors, and approving or rejecting requests.</w:t>
+      </w:r>
+    </w:p>
+    <w:p/>
+    <w:p>
+      <w:pPr>
+        <w:pStyle w:val="Heading2"/>
+        <w:rPr>
+          <w:color w:val="auto"/>
+        </w:rPr>
+      </w:pPr>
+      <w:r>
+        <w:rPr>
+          <w:color w:val="auto"/>
+        </w:rPr>
+        <w:t>SYSTEM MODULES</w:t>
+      </w:r>
+    </w:p>
+    <w:p>
+      <w:r>
         <w:rPr>
           <w:b/>
           <w:bCs/>
         </w:rPr>
-      </w:pPr>
+        <w:t>Donor Module</w:t>
+      </w:r>
+      <w:r>
+        <w:br/>
+        <w:t xml:space="preserve">Handles donor registration and stores donor details in the database. </w:t>
+      </w:r>
+    </w:p>
+    <w:p>
       <w:r>
         <w:rPr>
           <w:b/>
           <w:bCs/>
         </w:rPr>
-        <w:t>7. Admin Login Page</w:t>
-      </w:r>
-    </w:p>
-    <w:p>
-      <w:r>
-        <w:t>Allows the administrator to securely log into the system using authentication credentials</w:t>
-      </w:r>
-    </w:p>
-    <w:p>
-      <w:pPr>
+        <w:t>Search Module</w:t>
+      </w:r>
+      <w:r>
+        <w:br/>
+        <w:t xml:space="preserve">Allows users to search donors based on blood group and location. </w:t>
+      </w:r>
+    </w:p>
+    <w:p>
+      <w:r>
         <w:rPr>
           <w:b/>
           <w:bCs/>
         </w:rPr>
-      </w:pPr>
+        <w:lastRenderedPageBreak/>
+        <w:t>Request Module</w:t>
+      </w:r>
+      <w:r>
+        <w:br/>
+        <w:t xml:space="preserve">Allows patients to submit blood requests and stores them in the system. </w:t>
+      </w:r>
+    </w:p>
+    <w:p>
       <w:r>
         <w:rPr>
           <w:b/>
           <w:bCs/>
         </w:rPr>
-        <w:t>8. Admin Dashboard</w:t>
-      </w:r>
-    </w:p>
-    <w:p>
-      <w:r>
-        <w:t>Allows the admin to manage donors and blood requests, including viewing records, deleting donors, and approving or rejecting requests.</w:t>
-      </w:r>
-    </w:p>
-    <w:p/>
-    <w:p>
-      <w:pPr>
-        <w:rPr>
-          <w:b/>
-          <w:bCs/>
-        </w:rPr>
-      </w:pPr>
-      <w:r>
-        <w:rPr>
-          <w:b/>
-          <w:bCs/>
-        </w:rPr>
-        <w:t>SYSTEM MODULES</w:t>
-      </w:r>
-    </w:p>
-    <w:p>
-      <w:r>
-        <w:rPr>
-          <w:b/>
-          <w:bCs/>
-        </w:rPr>
-        <w:t>Donor Module</w:t>
-      </w:r>
-      <w:r>
-        <w:br/>
-        <w:t xml:space="preserve">Handles donor registration and stores donor details in the database. </w:t>
-      </w:r>
-    </w:p>
-    <w:p>
-      <w:r>
-        <w:rPr>
-          <w:b/>
-          <w:bCs/>
-        </w:rPr>
-        <w:t>Search Module</w:t>
-      </w:r>
-      <w:r>
-        <w:br/>
-        <w:t xml:space="preserve">Allows users to search donors based on blood group and location. </w:t>
-      </w:r>
-    </w:p>
-    <w:p>
-      <w:r>
-        <w:rPr>
-          <w:b/>
-          <w:bCs/>
-        </w:rPr>
-        <w:t>Request Module</w:t>
-      </w:r>
-      <w:r>
-        <w:br/>
-        <w:t xml:space="preserve">Allows patients to submit blood requests and stores them in the system. </w:t>
-      </w:r>
-    </w:p>
-    <w:p>
-      <w:r>
-        <w:rPr>
-          <w:b/>
-          <w:bCs/>
-        </w:rPr>
         <w:t>Admin Module</w:t>
       </w:r>
       <w:r>
@@ -820,15 +1018,14 @@
     <w:p/>
     <w:p>
       <w:pPr>
-        <w:rPr>
-          <w:b/>
-          <w:bCs/>
-        </w:rPr>
-      </w:pPr>
-      <w:r>
-        <w:rPr>
-          <w:b/>
-          <w:bCs/>
+        <w:pStyle w:val="Heading2"/>
+        <w:rPr>
+          <w:color w:val="auto"/>
+        </w:rPr>
+      </w:pPr>
+      <w:r>
+        <w:rPr>
+          <w:color w:val="auto"/>
         </w:rPr>
         <w:t>Weekly Project Report</w:t>
       </w:r>
@@ -843,7 +1040,6 @@
       <w:r>
         <w:rPr>
           <w:rFonts w:ascii="Roboto" w:hAnsi="Roboto"/>
-          <w:color w:val="1F1F1F"/>
           <w:sz w:val="21"/>
           <w:szCs w:val="21"/>
           <w:shd w:val="clear" w:color="auto" w:fill="FFFFFF"/>
@@ -851,16 +1047,7 @@
         <w:t xml:space="preserve"> </w:t>
       </w:r>
       <w:r>
-        <w:t>2</w:t>
-      </w:r>
-      <w:r>
-        <w:t>2</w:t>
-      </w:r>
-      <w:r>
-        <w:t>/02/2026</w:t>
-      </w:r>
-      <w:r>
-        <w:t xml:space="preserve"> </w:t>
+        <w:t xml:space="preserve">22/02/2026 </w:t>
       </w:r>
     </w:p>
     <w:p>
@@ -919,16 +1106,7 @@
         <w:t>2</w:t>
       </w:r>
       <w:r>
-        <w:t>: 0</w:t>
-      </w:r>
-      <w:r>
-        <w:t>2/0</w:t>
-      </w:r>
-      <w:r>
-        <w:t>3</w:t>
-      </w:r>
-      <w:r>
-        <w:t>/2026</w:t>
+        <w:t>: 02/03/2026</w:t>
       </w:r>
     </w:p>
     <w:p>
@@ -985,19 +1163,7 @@
     </w:p>
     <w:p>
       <w:r>
-        <w:t xml:space="preserve">Week </w:t>
-      </w:r>
-      <w:r>
-        <w:t>3: 1</w:t>
-      </w:r>
-      <w:r>
-        <w:t>2/0</w:t>
-      </w:r>
-      <w:r>
-        <w:t>3</w:t>
-      </w:r>
-      <w:r>
-        <w:t>/2026</w:t>
+        <w:t>Week 3: 12/03/2026</w:t>
       </w:r>
     </w:p>
     <w:p>
@@ -1033,7 +1199,6 @@
         </w:numPr>
       </w:pPr>
       <w:r>
-        <w:lastRenderedPageBreak/>
         <w:t xml:space="preserve">Developed Search functionality (by blood group) </w:t>
       </w:r>
     </w:p>
@@ -1236,6 +1401,7 @@
         <w:spacing w:after="0"/>
       </w:pPr>
       <w:r>
+        <w:lastRenderedPageBreak/>
         <w:t xml:space="preserve">Built “View Donors” module </w:t>
       </w:r>
     </w:p>
@@ -1357,6 +1523,164 @@
       </w:pPr>
     </w:p>
     <w:p>
+      <w:pPr>
+        <w:spacing w:after="0"/>
+      </w:pPr>
+      <w:r>
+        <w:t>Week 8: 10/04/2026</w:t>
+      </w:r>
+    </w:p>
+    <w:p>
+      <w:pPr>
+        <w:pStyle w:val="ListParagraph"/>
+        <w:numPr>
+          <w:ilvl w:val="0"/>
+          <w:numId w:val="15"/>
+        </w:numPr>
+        <w:spacing w:after="0"/>
+      </w:pPr>
+      <w:r>
+        <w:t>Implemented Donor Matching System (based on blood group &amp; city)</w:t>
+      </w:r>
+    </w:p>
+    <w:p>
+      <w:pPr>
+        <w:pStyle w:val="ListParagraph"/>
+        <w:numPr>
+          <w:ilvl w:val="0"/>
+          <w:numId w:val="15"/>
+        </w:numPr>
+        <w:spacing w:after="0"/>
+      </w:pPr>
+      <w:r>
+        <w:t>Fixed URL encoding issue for blood groups (e.g., B+ handling)</w:t>
+      </w:r>
+    </w:p>
+    <w:p>
+      <w:pPr>
+        <w:pStyle w:val="ListParagraph"/>
+        <w:numPr>
+          <w:ilvl w:val="0"/>
+          <w:numId w:val="15"/>
+        </w:numPr>
+        <w:spacing w:after="0"/>
+      </w:pPr>
+      <w:r>
+        <w:t>Improved matching logic (same city prioritized, other cities included)</w:t>
+      </w:r>
+    </w:p>
+    <w:p>
+      <w:pPr>
+        <w:pStyle w:val="ListParagraph"/>
+        <w:numPr>
+          <w:ilvl w:val="0"/>
+          <w:numId w:val="15"/>
+        </w:numPr>
+        <w:spacing w:after="0"/>
+      </w:pPr>
+      <w:r>
+        <w:t>Added “View Donors” functionality from admin panel</w:t>
+      </w:r>
+    </w:p>
+    <w:p>
+      <w:pPr>
+        <w:pStyle w:val="ListParagraph"/>
+        <w:numPr>
+          <w:ilvl w:val="0"/>
+          <w:numId w:val="15"/>
+        </w:numPr>
+        <w:spacing w:after="0"/>
+      </w:pPr>
+      <w:r>
+        <w:t>Enhanced UI for matching results with status indicators</w:t>
+      </w:r>
+    </w:p>
+    <w:p>
+      <w:pPr>
+        <w:pStyle w:val="ListParagraph"/>
+        <w:numPr>
+          <w:ilvl w:val="0"/>
+          <w:numId w:val="15"/>
+        </w:numPr>
+        <w:spacing w:after="0"/>
+      </w:pPr>
+      <w:r>
+        <w:t>Inserted dummy data for testing (multiple cities in Goa)</w:t>
+      </w:r>
+    </w:p>
+    <w:p>
+      <w:pPr>
+        <w:pStyle w:val="ListParagraph"/>
+        <w:numPr>
+          <w:ilvl w:val="0"/>
+          <w:numId w:val="15"/>
+        </w:numPr>
+        <w:spacing w:after="0"/>
+      </w:pPr>
+      <w:r>
+        <w:t>Fixed login authentication issues and improved admin security</w:t>
+      </w:r>
+    </w:p>
+    <w:p>
+      <w:pPr>
+        <w:pStyle w:val="ListParagraph"/>
+        <w:numPr>
+          <w:ilvl w:val="0"/>
+          <w:numId w:val="15"/>
+        </w:numPr>
+        <w:spacing w:after="0"/>
+      </w:pPr>
+      <w:r>
+        <w:t>Final testing and bug fixing</w:t>
+      </w:r>
+    </w:p>
+    <w:p>
+      <w:pPr>
+        <w:pStyle w:val="ListParagraph"/>
+        <w:numPr>
+          <w:ilvl w:val="0"/>
+          <w:numId w:val="15"/>
+        </w:numPr>
+        <w:spacing w:after="0"/>
+      </w:pPr>
+      <w:r>
+        <w:t>Prepared project documentation and report</w:t>
+      </w:r>
+    </w:p>
+    <w:p>
+      <w:pPr>
+        <w:pStyle w:val="ListParagraph"/>
+        <w:numPr>
+          <w:ilvl w:val="0"/>
+          <w:numId w:val="15"/>
+        </w:numPr>
+        <w:spacing w:after="0"/>
+      </w:pPr>
+      <w:r>
+        <w:t>Uploaded project to GitHub repository</w:t>
+      </w:r>
+    </w:p>
+    <w:p>
+      <w:r>
+        <w:br w:type="page"/>
+      </w:r>
+    </w:p>
+    <w:p>
+      <w:pPr>
+        <w:pStyle w:val="Heading2"/>
+        <w:rPr>
+          <w:color w:val="auto"/>
+        </w:rPr>
+      </w:pPr>
+      <w:r>
+        <w:rPr>
+          <w:color w:val="auto"/>
+        </w:rPr>
+        <w:lastRenderedPageBreak/>
+        <w:t>System Structure</w:t>
+      </w:r>
+    </w:p>
+    <w:p>
       <w:r>
         <w:t>Erd</w:t>
       </w:r>
@@ -1366,9 +1690,8 @@
         <w:rPr>
           <w:noProof/>
         </w:rPr>
-        <w:lastRenderedPageBreak/>
         <w:drawing>
-          <wp:inline distT="0" distB="0" distL="0" distR="0" wp14:anchorId="3EC279CC" wp14:editId="6D7D999B">
+          <wp:inline distT="0" distB="0" distL="0" distR="0" wp14:anchorId="3EC279CC" wp14:editId="4704FC6A">
             <wp:extent cx="5731510" cy="3027680"/>
             <wp:effectExtent l="0" t="0" r="2540" b="1270"/>
             <wp:docPr id="1489921207" name="Picture 1"/>
@@ -1383,7 +1706,7 @@
                     <pic:cNvPicPr/>
                   </pic:nvPicPr>
                   <pic:blipFill>
-                    <a:blip r:embed="rId5" cstate="print">
+                    <a:blip r:embed="rId6" cstate="print">
                       <a:extLst>
                         <a:ext uri="{28A0092B-C50C-407E-A947-70E740481C1C}">
                           <a14:useLocalDpi xmlns:a14="http://schemas.microsoft.com/office/drawing/2010/main" val="0"/>
@@ -1436,7 +1759,7 @@
                     <pic:cNvPicPr/>
                   </pic:nvPicPr>
                   <pic:blipFill>
-                    <a:blip r:embed="rId6">
+                    <a:blip r:embed="rId7">
                       <a:extLst>
                         <a:ext uri="{28A0092B-C50C-407E-A947-70E740481C1C}">
                           <a14:useLocalDpi xmlns:a14="http://schemas.microsoft.com/office/drawing/2010/main" val="0"/>
@@ -1490,7 +1813,7 @@
                     <pic:cNvPicPr/>
                   </pic:nvPicPr>
                   <pic:blipFill>
-                    <a:blip r:embed="rId7">
+                    <a:blip r:embed="rId8">
                       <a:extLst>
                         <a:ext uri="{28A0092B-C50C-407E-A947-70E740481C1C}">
                           <a14:useLocalDpi xmlns:a14="http://schemas.microsoft.com/office/drawing/2010/main" val="0"/>
@@ -1519,10 +1842,464 @@
     </w:p>
     <w:p>
       <w:r>
-        <w:t>Sequence</w:t>
+        <w:br w:type="page"/>
+      </w:r>
+    </w:p>
+    <w:p>
+      <w:pPr>
+        <w:pStyle w:val="Heading2"/>
+        <w:rPr>
+          <w:color w:val="auto"/>
+        </w:rPr>
+      </w:pPr>
+      <w:r>
+        <w:rPr>
+          <w:color w:val="auto"/>
+        </w:rPr>
+        <w:lastRenderedPageBreak/>
+        <w:t>System UI</w:t>
+      </w:r>
+    </w:p>
+    <w:p>
+      <w:r>
+        <w:drawing>
+          <wp:inline distT="0" distB="0" distL="0" distR="0" wp14:anchorId="069C3F36" wp14:editId="1ED28DB4">
+            <wp:extent cx="5731510" cy="2973705"/>
+            <wp:effectExtent l="0" t="0" r="2540" b="0"/>
+            <wp:docPr id="1662346946" name="Picture 1"/>
+            <wp:cNvGraphicFramePr>
+              <a:graphicFrameLocks xmlns:a="http://schemas.openxmlformats.org/drawingml/2006/main" noChangeAspect="1"/>
+            </wp:cNvGraphicFramePr>
+            <a:graphic xmlns:a="http://schemas.openxmlformats.org/drawingml/2006/main">
+              <a:graphicData uri="http://schemas.openxmlformats.org/drawingml/2006/picture">
+                <pic:pic xmlns:pic="http://schemas.openxmlformats.org/drawingml/2006/picture">
+                  <pic:nvPicPr>
+                    <pic:cNvPr id="1662346946" name=""/>
+                    <pic:cNvPicPr/>
+                  </pic:nvPicPr>
+                  <pic:blipFill>
+                    <a:blip r:embed="rId9"/>
+                    <a:stretch>
+                      <a:fillRect/>
+                    </a:stretch>
+                  </pic:blipFill>
+                  <pic:spPr>
+                    <a:xfrm>
+                      <a:off x="0" y="0"/>
+                      <a:ext cx="5731510" cy="2973705"/>
+                    </a:xfrm>
+                    <a:prstGeom prst="rect">
+                      <a:avLst/>
+                    </a:prstGeom>
+                  </pic:spPr>
+                </pic:pic>
+              </a:graphicData>
+            </a:graphic>
+          </wp:inline>
+        </w:drawing>
       </w:r>
     </w:p>
     <w:p/>
+    <w:p>
+      <w:r>
+        <w:t>Donor Registration Page</w:t>
+      </w:r>
+    </w:p>
+    <w:p>
+      <w:r>
+        <w:drawing>
+          <wp:inline distT="0" distB="0" distL="0" distR="0" wp14:anchorId="19E5F0E6" wp14:editId="4FD80A91">
+            <wp:extent cx="5731510" cy="2896235"/>
+            <wp:effectExtent l="0" t="0" r="2540" b="0"/>
+            <wp:docPr id="1292122895" name="Picture 1"/>
+            <wp:cNvGraphicFramePr>
+              <a:graphicFrameLocks xmlns:a="http://schemas.openxmlformats.org/drawingml/2006/main" noChangeAspect="1"/>
+            </wp:cNvGraphicFramePr>
+            <a:graphic xmlns:a="http://schemas.openxmlformats.org/drawingml/2006/main">
+              <a:graphicData uri="http://schemas.openxmlformats.org/drawingml/2006/picture">
+                <pic:pic xmlns:pic="http://schemas.openxmlformats.org/drawingml/2006/picture">
+                  <pic:nvPicPr>
+                    <pic:cNvPr id="1292122895" name=""/>
+                    <pic:cNvPicPr/>
+                  </pic:nvPicPr>
+                  <pic:blipFill>
+                    <a:blip r:embed="rId10"/>
+                    <a:stretch>
+                      <a:fillRect/>
+                    </a:stretch>
+                  </pic:blipFill>
+                  <pic:spPr>
+                    <a:xfrm>
+                      <a:off x="0" y="0"/>
+                      <a:ext cx="5731510" cy="2896235"/>
+                    </a:xfrm>
+                    <a:prstGeom prst="rect">
+                      <a:avLst/>
+                    </a:prstGeom>
+                  </pic:spPr>
+                </pic:pic>
+              </a:graphicData>
+            </a:graphic>
+          </wp:inline>
+        </w:drawing>
+      </w:r>
+    </w:p>
+    <w:p>
+      <w:r>
+        <w:lastRenderedPageBreak/>
+        <w:drawing>
+          <wp:inline distT="0" distB="0" distL="0" distR="0" wp14:anchorId="7529DD3D" wp14:editId="780DB68A">
+            <wp:extent cx="5731510" cy="2850515"/>
+            <wp:effectExtent l="0" t="0" r="2540" b="6985"/>
+            <wp:docPr id="1206585277" name="Picture 1"/>
+            <wp:cNvGraphicFramePr>
+              <a:graphicFrameLocks xmlns:a="http://schemas.openxmlformats.org/drawingml/2006/main" noChangeAspect="1"/>
+            </wp:cNvGraphicFramePr>
+            <a:graphic xmlns:a="http://schemas.openxmlformats.org/drawingml/2006/main">
+              <a:graphicData uri="http://schemas.openxmlformats.org/drawingml/2006/picture">
+                <pic:pic xmlns:pic="http://schemas.openxmlformats.org/drawingml/2006/picture">
+                  <pic:nvPicPr>
+                    <pic:cNvPr id="1206585277" name=""/>
+                    <pic:cNvPicPr/>
+                  </pic:nvPicPr>
+                  <pic:blipFill>
+                    <a:blip r:embed="rId11"/>
+                    <a:stretch>
+                      <a:fillRect/>
+                    </a:stretch>
+                  </pic:blipFill>
+                  <pic:spPr>
+                    <a:xfrm>
+                      <a:off x="0" y="0"/>
+                      <a:ext cx="5731510" cy="2850515"/>
+                    </a:xfrm>
+                    <a:prstGeom prst="rect">
+                      <a:avLst/>
+                    </a:prstGeom>
+                  </pic:spPr>
+                </pic:pic>
+              </a:graphicData>
+            </a:graphic>
+          </wp:inline>
+        </w:drawing>
+      </w:r>
+    </w:p>
+    <w:p/>
+    <w:p>
+      <w:r>
+        <w:t>Blood Request Page</w:t>
+      </w:r>
+    </w:p>
+    <w:p>
+      <w:r>
+        <w:drawing>
+          <wp:inline distT="0" distB="0" distL="0" distR="0" wp14:anchorId="0CD2BC4B" wp14:editId="6241A342">
+            <wp:extent cx="5731510" cy="2903220"/>
+            <wp:effectExtent l="0" t="0" r="2540" b="0"/>
+            <wp:docPr id="134705543" name="Picture 1"/>
+            <wp:cNvGraphicFramePr>
+              <a:graphicFrameLocks xmlns:a="http://schemas.openxmlformats.org/drawingml/2006/main" noChangeAspect="1"/>
+            </wp:cNvGraphicFramePr>
+            <a:graphic xmlns:a="http://schemas.openxmlformats.org/drawingml/2006/main">
+              <a:graphicData uri="http://schemas.openxmlformats.org/drawingml/2006/picture">
+                <pic:pic xmlns:pic="http://schemas.openxmlformats.org/drawingml/2006/picture">
+                  <pic:nvPicPr>
+                    <pic:cNvPr id="134705543" name=""/>
+                    <pic:cNvPicPr/>
+                  </pic:nvPicPr>
+                  <pic:blipFill>
+                    <a:blip r:embed="rId12"/>
+                    <a:stretch>
+                      <a:fillRect/>
+                    </a:stretch>
+                  </pic:blipFill>
+                  <pic:spPr>
+                    <a:xfrm>
+                      <a:off x="0" y="0"/>
+                      <a:ext cx="5731510" cy="2903220"/>
+                    </a:xfrm>
+                    <a:prstGeom prst="rect">
+                      <a:avLst/>
+                    </a:prstGeom>
+                  </pic:spPr>
+                </pic:pic>
+              </a:graphicData>
+            </a:graphic>
+          </wp:inline>
+        </w:drawing>
+      </w:r>
+    </w:p>
+    <w:p>
+      <w:r>
+        <w:t>Search Donor Page</w:t>
+      </w:r>
+    </w:p>
+    <w:p>
+      <w:r>
+        <w:lastRenderedPageBreak/>
+        <w:drawing>
+          <wp:inline distT="0" distB="0" distL="0" distR="0" wp14:anchorId="7EFE34C1" wp14:editId="736C6562">
+            <wp:extent cx="5731510" cy="2785745"/>
+            <wp:effectExtent l="0" t="0" r="2540" b="0"/>
+            <wp:docPr id="1473664868" name="Picture 1"/>
+            <wp:cNvGraphicFramePr>
+              <a:graphicFrameLocks xmlns:a="http://schemas.openxmlformats.org/drawingml/2006/main" noChangeAspect="1"/>
+            </wp:cNvGraphicFramePr>
+            <a:graphic xmlns:a="http://schemas.openxmlformats.org/drawingml/2006/main">
+              <a:graphicData uri="http://schemas.openxmlformats.org/drawingml/2006/picture">
+                <pic:pic xmlns:pic="http://schemas.openxmlformats.org/drawingml/2006/picture">
+                  <pic:nvPicPr>
+                    <pic:cNvPr id="1473664868" name=""/>
+                    <pic:cNvPicPr/>
+                  </pic:nvPicPr>
+                  <pic:blipFill>
+                    <a:blip r:embed="rId13"/>
+                    <a:stretch>
+                      <a:fillRect/>
+                    </a:stretch>
+                  </pic:blipFill>
+                  <pic:spPr>
+                    <a:xfrm>
+                      <a:off x="0" y="0"/>
+                      <a:ext cx="5731510" cy="2785745"/>
+                    </a:xfrm>
+                    <a:prstGeom prst="rect">
+                      <a:avLst/>
+                    </a:prstGeom>
+                  </pic:spPr>
+                </pic:pic>
+              </a:graphicData>
+            </a:graphic>
+          </wp:inline>
+        </w:drawing>
+      </w:r>
+    </w:p>
+    <w:p/>
+    <w:p>
+      <w:r>
+        <w:t>Admin LogIn</w:t>
+      </w:r>
+    </w:p>
+    <w:p>
+      <w:r>
+        <w:drawing>
+          <wp:inline distT="0" distB="0" distL="0" distR="0" wp14:anchorId="033AB124" wp14:editId="1D4ACCB5">
+            <wp:extent cx="5731510" cy="2647950"/>
+            <wp:effectExtent l="0" t="0" r="2540" b="0"/>
+            <wp:docPr id="132888088" name="Picture 1"/>
+            <wp:cNvGraphicFramePr>
+              <a:graphicFrameLocks xmlns:a="http://schemas.openxmlformats.org/drawingml/2006/main" noChangeAspect="1"/>
+            </wp:cNvGraphicFramePr>
+            <a:graphic xmlns:a="http://schemas.openxmlformats.org/drawingml/2006/main">
+              <a:graphicData uri="http://schemas.openxmlformats.org/drawingml/2006/picture">
+                <pic:pic xmlns:pic="http://schemas.openxmlformats.org/drawingml/2006/picture">
+                  <pic:nvPicPr>
+                    <pic:cNvPr id="132888088" name=""/>
+                    <pic:cNvPicPr/>
+                  </pic:nvPicPr>
+                  <pic:blipFill>
+                    <a:blip r:embed="rId14"/>
+                    <a:stretch>
+                      <a:fillRect/>
+                    </a:stretch>
+                  </pic:blipFill>
+                  <pic:spPr>
+                    <a:xfrm>
+                      <a:off x="0" y="0"/>
+                      <a:ext cx="5731510" cy="2647950"/>
+                    </a:xfrm>
+                    <a:prstGeom prst="rect">
+                      <a:avLst/>
+                    </a:prstGeom>
+                  </pic:spPr>
+                </pic:pic>
+              </a:graphicData>
+            </a:graphic>
+          </wp:inline>
+        </w:drawing>
+      </w:r>
+    </w:p>
+    <w:p/>
+    <w:p>
+      <w:r>
+        <w:t>Admin Dashboard</w:t>
+      </w:r>
+    </w:p>
+    <w:p>
+      <w:r>
+        <w:lastRenderedPageBreak/>
+        <w:drawing>
+          <wp:inline distT="0" distB="0" distL="0" distR="0" wp14:anchorId="3B1F29EE" wp14:editId="378B792A">
+            <wp:extent cx="5731510" cy="2543175"/>
+            <wp:effectExtent l="0" t="0" r="2540" b="9525"/>
+            <wp:docPr id="376236287" name="Picture 1"/>
+            <wp:cNvGraphicFramePr>
+              <a:graphicFrameLocks xmlns:a="http://schemas.openxmlformats.org/drawingml/2006/main" noChangeAspect="1"/>
+            </wp:cNvGraphicFramePr>
+            <a:graphic xmlns:a="http://schemas.openxmlformats.org/drawingml/2006/main">
+              <a:graphicData uri="http://schemas.openxmlformats.org/drawingml/2006/picture">
+                <pic:pic xmlns:pic="http://schemas.openxmlformats.org/drawingml/2006/picture">
+                  <pic:nvPicPr>
+                    <pic:cNvPr id="376236287" name=""/>
+                    <pic:cNvPicPr/>
+                  </pic:nvPicPr>
+                  <pic:blipFill>
+                    <a:blip r:embed="rId15"/>
+                    <a:stretch>
+                      <a:fillRect/>
+                    </a:stretch>
+                  </pic:blipFill>
+                  <pic:spPr>
+                    <a:xfrm>
+                      <a:off x="0" y="0"/>
+                      <a:ext cx="5731510" cy="2543175"/>
+                    </a:xfrm>
+                    <a:prstGeom prst="rect">
+                      <a:avLst/>
+                    </a:prstGeom>
+                  </pic:spPr>
+                </pic:pic>
+              </a:graphicData>
+            </a:graphic>
+          </wp:inline>
+        </w:drawing>
+      </w:r>
+    </w:p>
+    <w:p>
+      <w:r>
+        <w:t>Donor Management</w:t>
+      </w:r>
+    </w:p>
+    <w:p>
+      <w:r>
+        <w:drawing>
+          <wp:inline distT="0" distB="0" distL="0" distR="0" wp14:anchorId="75E455DE" wp14:editId="42CCE128">
+            <wp:extent cx="5731510" cy="2751455"/>
+            <wp:effectExtent l="0" t="0" r="2540" b="0"/>
+            <wp:docPr id="1101956495" name="Picture 1"/>
+            <wp:cNvGraphicFramePr>
+              <a:graphicFrameLocks xmlns:a="http://schemas.openxmlformats.org/drawingml/2006/main" noChangeAspect="1"/>
+            </wp:cNvGraphicFramePr>
+            <a:graphic xmlns:a="http://schemas.openxmlformats.org/drawingml/2006/main">
+              <a:graphicData uri="http://schemas.openxmlformats.org/drawingml/2006/picture">
+                <pic:pic xmlns:pic="http://schemas.openxmlformats.org/drawingml/2006/picture">
+                  <pic:nvPicPr>
+                    <pic:cNvPr id="1101956495" name=""/>
+                    <pic:cNvPicPr/>
+                  </pic:nvPicPr>
+                  <pic:blipFill>
+                    <a:blip r:embed="rId16"/>
+                    <a:stretch>
+                      <a:fillRect/>
+                    </a:stretch>
+                  </pic:blipFill>
+                  <pic:spPr>
+                    <a:xfrm>
+                      <a:off x="0" y="0"/>
+                      <a:ext cx="5731510" cy="2751455"/>
+                    </a:xfrm>
+                    <a:prstGeom prst="rect">
+                      <a:avLst/>
+                    </a:prstGeom>
+                  </pic:spPr>
+                </pic:pic>
+              </a:graphicData>
+            </a:graphic>
+          </wp:inline>
+        </w:drawing>
+      </w:r>
+    </w:p>
+    <w:p/>
+    <w:p>
+      <w:r>
+        <w:t>Blood Request Management</w:t>
+      </w:r>
+    </w:p>
+    <w:p>
+      <w:r>
+        <w:lastRenderedPageBreak/>
+        <w:drawing>
+          <wp:inline distT="0" distB="0" distL="0" distR="0" wp14:anchorId="49B8E7FD" wp14:editId="16C62882">
+            <wp:extent cx="5731510" cy="2781300"/>
+            <wp:effectExtent l="0" t="0" r="2540" b="0"/>
+            <wp:docPr id="702529897" name="Picture 1"/>
+            <wp:cNvGraphicFramePr>
+              <a:graphicFrameLocks xmlns:a="http://schemas.openxmlformats.org/drawingml/2006/main" noChangeAspect="1"/>
+            </wp:cNvGraphicFramePr>
+            <a:graphic xmlns:a="http://schemas.openxmlformats.org/drawingml/2006/main">
+              <a:graphicData uri="http://schemas.openxmlformats.org/drawingml/2006/picture">
+                <pic:pic xmlns:pic="http://schemas.openxmlformats.org/drawingml/2006/picture">
+                  <pic:nvPicPr>
+                    <pic:cNvPr id="702529897" name=""/>
+                    <pic:cNvPicPr/>
+                  </pic:nvPicPr>
+                  <pic:blipFill>
+                    <a:blip r:embed="rId17"/>
+                    <a:stretch>
+                      <a:fillRect/>
+                    </a:stretch>
+                  </pic:blipFill>
+                  <pic:spPr>
+                    <a:xfrm>
+                      <a:off x="0" y="0"/>
+                      <a:ext cx="5731510" cy="2781300"/>
+                    </a:xfrm>
+                    <a:prstGeom prst="rect">
+                      <a:avLst/>
+                    </a:prstGeom>
+                  </pic:spPr>
+                </pic:pic>
+              </a:graphicData>
+            </a:graphic>
+          </wp:inline>
+        </w:drawing>
+      </w:r>
+    </w:p>
+    <w:p/>
+    <w:p>
+      <w:r>
+        <w:t xml:space="preserve">View Matching Blood Group </w:t>
+      </w:r>
+    </w:p>
+    <w:p>
+      <w:r>
+        <w:drawing>
+          <wp:inline distT="0" distB="0" distL="0" distR="0" wp14:anchorId="2EB37E40" wp14:editId="1BC781C7">
+            <wp:extent cx="5731510" cy="2754630"/>
+            <wp:effectExtent l="0" t="0" r="2540" b="7620"/>
+            <wp:docPr id="360152760" name="Picture 1"/>
+            <wp:cNvGraphicFramePr>
+              <a:graphicFrameLocks xmlns:a="http://schemas.openxmlformats.org/drawingml/2006/main" noChangeAspect="1"/>
+            </wp:cNvGraphicFramePr>
+            <a:graphic xmlns:a="http://schemas.openxmlformats.org/drawingml/2006/main">
+              <a:graphicData uri="http://schemas.openxmlformats.org/drawingml/2006/picture">
+                <pic:pic xmlns:pic="http://schemas.openxmlformats.org/drawingml/2006/picture">
+                  <pic:nvPicPr>
+                    <pic:cNvPr id="360152760" name=""/>
+                    <pic:cNvPicPr/>
+                  </pic:nvPicPr>
+                  <pic:blipFill>
+                    <a:blip r:embed="rId18"/>
+                    <a:stretch>
+                      <a:fillRect/>
+                    </a:stretch>
+                  </pic:blipFill>
+                  <pic:spPr>
+                    <a:xfrm>
+                      <a:off x="0" y="0"/>
+                      <a:ext cx="5731510" cy="2754630"/>
+                    </a:xfrm>
+                    <a:prstGeom prst="rect">
+                      <a:avLst/>
+                    </a:prstGeom>
+                  </pic:spPr>
+                </pic:pic>
+              </a:graphicData>
+            </a:graphic>
+          </wp:inline>
+        </w:drawing>
+      </w:r>
+    </w:p>
     <w:sectPr>
       <w:pgSz w:w="11906" w:h="16838"/>
       <w:pgMar w:top="1440" w:right="1440" w:bottom="1440" w:left="1440" w:header="708" w:footer="708" w:gutter="0"/>
@@ -2548,6 +3325,119 @@
     </w:lvl>
   </w:abstractNum>
   <w:abstractNum w:abstractNumId="8" w15:restartNumberingAfterBreak="0">
+    <w:nsid w:val="552A7EA7"/>
+    <w:multiLevelType w:val="hybridMultilevel"/>
+    <w:tmpl w:val="394681E0"/>
+    <w:lvl w:ilvl="0" w:tplc="40090001">
+      <w:start w:val="1"/>
+      <w:numFmt w:val="bullet"/>
+      <w:lvlText w:val=""/>
+      <w:lvlJc w:val="left"/>
+      <w:pPr>
+        <w:ind w:left="720" w:hanging="360"/>
+      </w:pPr>
+      <w:rPr>
+        <w:rFonts w:ascii="Symbol" w:hAnsi="Symbol" w:hint="default"/>
+      </w:rPr>
+    </w:lvl>
+    <w:lvl w:ilvl="1" w:tplc="40090003" w:tentative="1">
+      <w:start w:val="1"/>
+      <w:numFmt w:val="bullet"/>
+      <w:lvlText w:val="o"/>
+      <w:lvlJc w:val="left"/>
+      <w:pPr>
+        <w:ind w:left="1440" w:hanging="360"/>
+      </w:pPr>
+      <w:rPr>
+        <w:rFonts w:ascii="Courier New" w:hAnsi="Courier New" w:cs="Courier New" w:hint="default"/>
+      </w:rPr>
+    </w:lvl>
+    <w:lvl w:ilvl="2" w:tplc="40090005" w:tentative="1">
+      <w:start w:val="1"/>
+      <w:numFmt w:val="bullet"/>
+      <w:lvlText w:val=""/>
+      <w:lvlJc w:val="left"/>
+      <w:pPr>
+        <w:ind w:left="2160" w:hanging="360"/>
+      </w:pPr>
+      <w:rPr>
+        <w:rFonts w:ascii="Wingdings" w:hAnsi="Wingdings" w:hint="default"/>
+      </w:rPr>
+    </w:lvl>
+    <w:lvl w:ilvl="3" w:tplc="40090001" w:tentative="1">
+      <w:start w:val="1"/>
+      <w:numFmt w:val="bullet"/>
+      <w:lvlText w:val=""/>
+      <w:lvlJc w:val="left"/>
+      <w:pPr>
+        <w:ind w:left="2880" w:hanging="360"/>
+      </w:pPr>
+      <w:rPr>
+        <w:rFonts w:ascii="Symbol" w:hAnsi="Symbol" w:hint="default"/>
+      </w:rPr>
+    </w:lvl>
+    <w:lvl w:ilvl="4" w:tplc="40090003" w:tentative="1">
+      <w:start w:val="1"/>
+      <w:numFmt w:val="bullet"/>
+      <w:lvlText w:val="o"/>
+      <w:lvlJc w:val="left"/>
+      <w:pPr>
+        <w:ind w:left="3600" w:hanging="360"/>
+      </w:pPr>
+      <w:rPr>
+        <w:rFonts w:ascii="Courier New" w:hAnsi="Courier New" w:cs="Courier New" w:hint="default"/>
+      </w:rPr>
+    </w:lvl>
+    <w:lvl w:ilvl="5" w:tplc="40090005" w:tentative="1">
+      <w:start w:val="1"/>
+      <w:numFmt w:val="bullet"/>
+      <w:lvlText w:val=""/>
+      <w:lvlJc w:val="left"/>
+      <w:pPr>
+        <w:ind w:left="4320" w:hanging="360"/>
+      </w:pPr>
+      <w:rPr>
+        <w:rFonts w:ascii="Wingdings" w:hAnsi="Wingdings" w:hint="default"/>
+      </w:rPr>
+    </w:lvl>
+    <w:lvl w:ilvl="6" w:tplc="40090001" w:tentative="1">
+      <w:start w:val="1"/>
+      <w:numFmt w:val="bullet"/>
+      <w:lvlText w:val=""/>
+      <w:lvlJc w:val="left"/>
+      <w:pPr>
+        <w:ind w:left="5040" w:hanging="360"/>
+      </w:pPr>
+      <w:rPr>
+        <w:rFonts w:ascii="Symbol" w:hAnsi="Symbol" w:hint="default"/>
+      </w:rPr>
+    </w:lvl>
+    <w:lvl w:ilvl="7" w:tplc="40090003" w:tentative="1">
+      <w:start w:val="1"/>
+      <w:numFmt w:val="bullet"/>
+      <w:lvlText w:val="o"/>
+      <w:lvlJc w:val="left"/>
+      <w:pPr>
+        <w:ind w:left="5760" w:hanging="360"/>
+      </w:pPr>
+      <w:rPr>
+        <w:rFonts w:ascii="Courier New" w:hAnsi="Courier New" w:cs="Courier New" w:hint="default"/>
+      </w:rPr>
+    </w:lvl>
+    <w:lvl w:ilvl="8" w:tplc="40090005" w:tentative="1">
+      <w:start w:val="1"/>
+      <w:numFmt w:val="bullet"/>
+      <w:lvlText w:val=""/>
+      <w:lvlJc w:val="left"/>
+      <w:pPr>
+        <w:ind w:left="6480" w:hanging="360"/>
+      </w:pPr>
+      <w:rPr>
+        <w:rFonts w:ascii="Wingdings" w:hAnsi="Wingdings" w:hint="default"/>
+      </w:rPr>
+    </w:lvl>
+  </w:abstractNum>
+  <w:abstractNum w:abstractNumId="9" w15:restartNumberingAfterBreak="0">
     <w:nsid w:val="5967207F"/>
     <w:multiLevelType w:val="multilevel"/>
     <w:tmpl w:val="DD10596C"/>
@@ -2696,7 +3586,7 @@
       </w:rPr>
     </w:lvl>
   </w:abstractNum>
-  <w:abstractNum w:abstractNumId="9" w15:restartNumberingAfterBreak="0">
+  <w:abstractNum w:abstractNumId="10" w15:restartNumberingAfterBreak="0">
     <w:nsid w:val="67975DE2"/>
     <w:multiLevelType w:val="multilevel"/>
     <w:tmpl w:val="D0DC1C94"/>
@@ -2845,7 +3735,7 @@
       </w:rPr>
     </w:lvl>
   </w:abstractNum>
-  <w:abstractNum w:abstractNumId="10" w15:restartNumberingAfterBreak="0">
+  <w:abstractNum w:abstractNumId="11" w15:restartNumberingAfterBreak="0">
     <w:nsid w:val="6BB01288"/>
     <w:multiLevelType w:val="multilevel"/>
     <w:tmpl w:val="4ECA0902"/>
@@ -2994,7 +3884,7 @@
       </w:rPr>
     </w:lvl>
   </w:abstractNum>
-  <w:abstractNum w:abstractNumId="11" w15:restartNumberingAfterBreak="0">
+  <w:abstractNum w:abstractNumId="12" w15:restartNumberingAfterBreak="0">
     <w:nsid w:val="6E0A50F4"/>
     <w:multiLevelType w:val="multilevel"/>
     <w:tmpl w:val="BCE2ACD2"/>
@@ -3143,7 +4033,7 @@
       </w:rPr>
     </w:lvl>
   </w:abstractNum>
-  <w:abstractNum w:abstractNumId="12" w15:restartNumberingAfterBreak="0">
+  <w:abstractNum w:abstractNumId="13" w15:restartNumberingAfterBreak="0">
     <w:nsid w:val="713F5606"/>
     <w:multiLevelType w:val="multilevel"/>
     <w:tmpl w:val="CF3CF17C"/>
@@ -3292,7 +4182,7 @@
       </w:rPr>
     </w:lvl>
   </w:abstractNum>
-  <w:abstractNum w:abstractNumId="13" w15:restartNumberingAfterBreak="0">
+  <w:abstractNum w:abstractNumId="14" w15:restartNumberingAfterBreak="0">
     <w:nsid w:val="7BA6672E"/>
     <w:multiLevelType w:val="multilevel"/>
     <w:tmpl w:val="48AC4526"/>
@@ -3442,10 +4332,10 @@
     </w:lvl>
   </w:abstractNum>
   <w:num w:numId="1" w16cid:durableId="1867403121">
-    <w:abstractNumId w:val="8"/>
+    <w:abstractNumId w:val="9"/>
   </w:num>
   <w:num w:numId="2" w16cid:durableId="1659458325">
-    <w:abstractNumId w:val="12"/>
+    <w:abstractNumId w:val="13"/>
   </w:num>
   <w:num w:numId="3" w16cid:durableId="723140466">
     <w:abstractNumId w:val="3"/>
@@ -3454,19 +4344,19 @@
     <w:abstractNumId w:val="7"/>
   </w:num>
   <w:num w:numId="5" w16cid:durableId="1850831527">
-    <w:abstractNumId w:val="10"/>
+    <w:abstractNumId w:val="11"/>
   </w:num>
   <w:num w:numId="6" w16cid:durableId="412898011">
     <w:abstractNumId w:val="5"/>
   </w:num>
   <w:num w:numId="7" w16cid:durableId="796408745">
-    <w:abstractNumId w:val="11"/>
+    <w:abstractNumId w:val="12"/>
   </w:num>
   <w:num w:numId="8" w16cid:durableId="1903522962">
-    <w:abstractNumId w:val="9"/>
+    <w:abstractNumId w:val="10"/>
   </w:num>
   <w:num w:numId="9" w16cid:durableId="220676315">
-    <w:abstractNumId w:val="13"/>
+    <w:abstractNumId w:val="14"/>
   </w:num>
   <w:num w:numId="10" w16cid:durableId="1529103705">
     <w:abstractNumId w:val="4"/>
@@ -3482,6 +4372,9 @@
   </w:num>
   <w:num w:numId="14" w16cid:durableId="1518034774">
     <w:abstractNumId w:val="6"/>
+  </w:num>
+  <w:num w:numId="15" w16cid:durableId="216743635">
+    <w:abstractNumId w:val="8"/>
   </w:num>
 </w:numbering>
 </file>
